--- a/fidelity/fixtures/office-rich.docx
+++ b/fidelity/fixtures/office-rich.docx
@@ -82,7 +82,7 @@
     <w:p>
       <w:r>
         <w:object>
-          <o:OLEObject Type="Embed" ProgID="Package"/>
+          <o:OLEObject Type="Embed" ProgID="Package" r:id="rIdOle"/>
         </w:object>
       </w:r>
       <c:chart r:id="rIdChart"/>

--- a/fidelity/fixtures/office-rich.docx
+++ b/fidelity/fixtures/office-rich.docx
@@ -1,6 +1,6 @@
 
 <file path=word/document.xml><?xml version="1.0" encoding="utf-8"?>
-<w:document xmlns:w="http://schemas.openxmlformats.org/wordprocessingml/2006/main" xmlns:r="http://schemas.openxmlformats.org/officeDocument/2006/relationships" xmlns:m="http://schemas.openxmlformats.org/officeDocument/2006/math" xmlns:mc="http://schemas.openxmlformats.org/markup-compatibility/2006" xmlns:o="urn:schemas-microsoft-com:office:office" xmlns:c="http://schemas.openxmlformats.org/drawingml/2006/chart">
+<w:document xmlns:w="http://schemas.openxmlformats.org/wordprocessingml/2006/main" xmlns:r="http://schemas.openxmlformats.org/officeDocument/2006/relationships" xmlns:m="http://schemas.openxmlformats.org/officeDocument/2006/math" xmlns:mc="http://schemas.openxmlformats.org/markup-compatibility/2006" xmlns:o="urn:schemas-microsoft-com:office:office" xmlns:wp="http://schemas.openxmlformats.org/drawingml/2006/wordprocessingDrawing" xmlns:a="http://schemas.openxmlformats.org/drawingml/2006/main" xmlns:pic="http://schemas.openxmlformats.org/drawingml/2006/picture" xmlns:dgm="http://schemas.openxmlformats.org/drawingml/2006/diagram">
   <w:body>
     <w:p>
       <w:pPr>
@@ -52,12 +52,42 @@
     <w:p>
       <w:r>
         <w:drawing>
-          <a:blip xmlns:a="http://schemas.openxmlformats.org/drawingml/2006/main" r:embed="rIdImage"/>
+          <wp:inline>
+            <wp:extent cx="9525" cy="9525"/>
+            <wp:docPr id="1" name="Fidelity Image"/>
+            <a:graphic>
+              <a:graphicData uri="http://schemas.openxmlformats.org/drawingml/2006/picture">
+                <pic:pic>
+                  <pic:nvPicPr>
+                    <pic:cNvPr id="1" name="image1.png"/>
+                    <pic:cNvPicPr/>
+                  </pic:nvPicPr>
+                  <pic:blipFill>
+                    <a:blip r:embed="rIdImage"/>
+                    <a:stretch>
+                      <a:fillRect/>
+                    </a:stretch>
+                  </pic:blipFill>
+                  <pic:spPr>
+                    <a:xfrm>
+                      <a:off x="0" y="0"/>
+                      <a:ext cx="9525" cy="9525"/>
+                    </a:xfrm>
+                    <a:prstGeom prst="rect">
+                      <a:avLst/>
+                    </a:prstGeom>
+                  </pic:spPr>
+                </pic:pic>
+              </a:graphicData>
+            </a:graphic>
+          </wp:inline>
         </w:drawing>
       </w:r>
     </w:p>
     <w:p>
-      <w:footnoteReference w:id="1"/>
+      <w:r>
+        <w:footnoteReference w:id="1"/>
+      </w:r>
       <w:commentRangeStart w:id="0"/>
       <w:ins>
         <w:r>
@@ -78,6 +108,13 @@
           </w:r>
         </w:p>
       </mc:Choice>
+      <mc:Fallback>
+        <w:p>
+          <w:r>
+            <w:t>SmartArt fallback</w:t>
+          </w:r>
+        </w:p>
+      </mc:Fallback>
     </mc:AlternateContent>
     <w:p>
       <w:r>
@@ -85,7 +122,6 @@
           <o:OLEObject Type="Embed" ProgID="Package" r:id="rIdOle"/>
         </w:object>
       </w:r>
-      <c:chart r:id="rIdChart"/>
     </w:p>
     <w:sectPr>
       <w:headerReference r:id="rIdHeader"/>
@@ -142,7 +178,17 @@
 
 <file path=word/numbering.xml><?xml version="1.0" encoding="utf-8"?>
 <w:numbering xmlns:w="http://schemas.openxmlformats.org/wordprocessingml/2006/main">
-  <w:num w:numId="1"/>
+  <w:abstractNum w:abstractNumId="0">
+    <w:lvl w:ilvl="0">
+      <w:start w:val="1"/>
+      <w:numFmt w:val="decimal"/>
+      <w:lvlText w:val="%1."/>
+      <w:lvlJc w:val="left"/>
+    </w:lvl>
+  </w:abstractNum>
+  <w:num w:numId="1">
+    <w:abstractNumId w:val="0"/>
+  </w:num>
 </w:numbering>
 </file>
 

--- a/fidelity/fixtures/office-rich.docx
+++ b/fidelity/fixtures/office-rich.docx
@@ -42,13 +42,15 @@
         </w:tc>
       </w:tr>
     </w:tbl>
-    <m:oMathPara>
-      <m:oMath>
-        <m:r>
-          <m:t>x+1</m:t>
-        </m:r>
-      </m:oMath>
-    </m:oMathPara>
+    <w:p>
+      <m:oMathPara>
+        <m:oMath>
+          <m:r>
+            <m:t>x+1</m:t>
+          </m:r>
+        </m:oMath>
+      </m:oMathPara>
+    </w:p>
     <w:p>
       <w:r>
         <w:drawing>

--- a/fidelity/fixtures/office-rich.docx
+++ b/fidelity/fixtures/office-rich.docx
@@ -1,6 +1,6 @@
 
 <file path=word/document.xml><?xml version="1.0" encoding="utf-8"?>
-<w:document xmlns:w="http://schemas.openxmlformats.org/wordprocessingml/2006/main" xmlns:r="http://schemas.openxmlformats.org/officeDocument/2006/relationships" xmlns:m="http://schemas.openxmlformats.org/officeDocument/2006/math" xmlns:mc="http://schemas.openxmlformats.org/markup-compatibility/2006" xmlns:o="urn:schemas-microsoft-com:office:office" xmlns:wp="http://schemas.openxmlformats.org/drawingml/2006/wordprocessingDrawing" xmlns:a="http://schemas.openxmlformats.org/drawingml/2006/main" xmlns:pic="http://schemas.openxmlformats.org/drawingml/2006/picture" xmlns:dgm="http://schemas.openxmlformats.org/drawingml/2006/diagram">
+<w:document xmlns:w="http://schemas.openxmlformats.org/wordprocessingml/2006/main" xmlns:r="http://schemas.openxmlformats.org/officeDocument/2006/relationships" xmlns:m="http://schemas.openxmlformats.org/officeDocument/2006/math" xmlns:wp="http://schemas.openxmlformats.org/drawingml/2006/wordprocessingDrawing" xmlns:a="http://schemas.openxmlformats.org/drawingml/2006/main" xmlns:pic="http://schemas.openxmlformats.org/drawingml/2006/picture">
   <w:body>
     <w:p>
       <w:pPr>
@@ -102,29 +102,6 @@
         </w:r>
       </w:del>
     </w:p>
-    <mc:AlternateContent>
-      <mc:Choice Requires="dgm">
-        <w:p>
-          <w:r>
-            <w:t>SmartArt preview</w:t>
-          </w:r>
-        </w:p>
-      </mc:Choice>
-      <mc:Fallback>
-        <w:p>
-          <w:r>
-            <w:t>SmartArt fallback</w:t>
-          </w:r>
-        </w:p>
-      </mc:Fallback>
-    </mc:AlternateContent>
-    <w:p>
-      <w:r>
-        <w:object>
-          <o:OLEObject Type="Embed" ProgID="Package" r:id="rIdOle"/>
-        </w:object>
-      </w:r>
-    </w:p>
     <w:sectPr>
       <w:headerReference r:id="rIdHeader"/>
       <w:footerReference r:id="rIdFooter"/>
@@ -200,16 +177,6 @@
 </w:styles>
 </file>
 
-<file path=word/charts/chart1.xml><?xml version="1.0" encoding="utf-8"?>
-<c:chartSpace xmlns:c="http://schemas.openxmlformats.org/drawingml/2006/chart">
-  <c:chart/>
-</c:chartSpace>
-</file>
-
-<file path=word/diagrams/data1.xml><?xml version="1.0" encoding="utf-8"?>
-<dgm:dataModel xmlns:dgm="http://schemas.openxmlformats.org/drawingml/2006/diagram"/>
-</file>
-
 <file path=customXml/fidelity.xml><?xml version="1.0" encoding="utf-8"?>
 <fidelity opaque="true">DOCX_OPAQUE_PART</fidelity>
 </file>